--- a/internal_doc/03.开发设计/索引/Story-索引元数据一致性改进.docx
+++ b/internal_doc/03.开发设计/索引/Story-索引元数据一致性改进.docx
@@ -876,8 +876,19 @@
               </w:rPr>
               <w:t>直连</w:t>
             </w:r>
-            <w:r>
-              <w:t>数据节点</w:t>
+            <w:commentRangeStart w:id="0"/>
+            <w:r>
+              <w:t>数据</w:t>
+            </w:r>
+            <w:commentRangeEnd w:id="0"/>
+            <w:r>
+              <w:rPr>
+                <w:rStyle w:val="af0"/>
+              </w:rPr>
+              <w:commentReference w:id="0"/>
+            </w:r>
+            <w:r>
+              <w:t>节点</w:t>
             </w:r>
           </w:p>
         </w:tc>
@@ -1000,11 +1011,20 @@
             <w:pPr>
               <w:ind w:left="0"/>
             </w:pPr>
+            <w:commentRangeStart w:id="1"/>
             <w:r>
               <w:rPr>
                 <w:rFonts w:hint="eastAsia"/>
+                <w:color w:val="FF0000"/>
               </w:rPr>
               <w:t>0</w:t>
+            </w:r>
+            <w:commentRangeEnd w:id="1"/>
+            <w:r>
+              <w:rPr>
+                <w:rStyle w:val="af0"/>
+              </w:rPr>
+              <w:commentReference w:id="1"/>
             </w:r>
           </w:p>
         </w:tc>
@@ -1013,9 +1033,6 @@
     <w:p>
       <w:pPr>
         <w:ind w:left="0"/>
-        <w:rPr>
-          <w:rFonts w:hint="eastAsia"/>
-        </w:rPr>
       </w:pPr>
       <w:r>
         <w:tab/>
@@ -1112,7 +1129,21 @@
         <w:rPr>
           <w:color w:val="E36C0A" w:themeColor="accent6" w:themeShade="BF"/>
         </w:rPr>
-        <w:t>SYSCAT.SYSINDEXES</w:t>
+        <w:t>SYSCAT.</w:t>
+      </w:r>
+      <w:commentRangeStart w:id="2"/>
+      <w:r>
+        <w:rPr>
+          <w:color w:val="E36C0A" w:themeColor="accent6" w:themeShade="BF"/>
+        </w:rPr>
+        <w:t>SYSINDEXES</w:t>
+      </w:r>
+      <w:commentRangeEnd w:id="2"/>
+      <w:r>
+        <w:rPr>
+          <w:rStyle w:val="af0"/>
+        </w:rPr>
+        <w:commentReference w:id="2"/>
       </w:r>
       <w:r>
         <w:rPr>
@@ -1260,7 +1291,27 @@
               <w:rPr>
                 <w:color w:val="E36C0A" w:themeColor="accent6" w:themeShade="BF"/>
               </w:rPr>
-              <w:t xml:space="preserve">  "Collection": “foo.bar”,</w:t>
+              <w:t xml:space="preserve">  "</w:t>
+            </w:r>
+            <w:commentRangeStart w:id="3"/>
+            <w:r>
+              <w:rPr>
+                <w:color w:val="E36C0A" w:themeColor="accent6" w:themeShade="BF"/>
+              </w:rPr>
+              <w:t>Collection</w:t>
+            </w:r>
+            <w:commentRangeEnd w:id="3"/>
+            <w:r>
+              <w:rPr>
+                <w:rStyle w:val="af0"/>
+              </w:rPr>
+              <w:commentReference w:id="3"/>
+            </w:r>
+            <w:r>
+              <w:rPr>
+                <w:color w:val="E36C0A" w:themeColor="accent6" w:themeShade="BF"/>
+              </w:rPr>
+              <w:t>": “foo.bar”,</w:t>
             </w:r>
           </w:p>
           <w:p>
@@ -1715,8 +1766,19 @@
         </w:rPr>
         <w:t>删除</w:t>
       </w:r>
-      <w:r>
-        <w:t>索引不需要用到</w:t>
+      <w:commentRangeStart w:id="4"/>
+      <w:r>
+        <w:t>索引</w:t>
+      </w:r>
+      <w:commentRangeEnd w:id="4"/>
+      <w:r>
+        <w:rPr>
+          <w:rStyle w:val="af0"/>
+        </w:rPr>
+        <w:commentReference w:id="4"/>
+      </w:r>
+      <w:r>
+        <w:t>不需要用到</w:t>
       </w:r>
       <w:r>
         <w:t>UniqueID</w:t>
@@ -1994,994 +2056,6 @@
             <wp:extent cx="5274310" cy="2080260"/>
             <wp:effectExtent l="0" t="0" r="2540" b="0"/>
             <wp:docPr id="1" name="图片 1"/>
-            <wp:cNvGraphicFramePr>
-              <a:graphicFrameLocks xmlns:a="http://schemas.openxmlformats.org/drawingml/2006/main" noChangeAspect="1"/>
-            </wp:cNvGraphicFramePr>
-            <a:graphic xmlns:a="http://schemas.openxmlformats.org/drawingml/2006/main">
-              <a:graphicData uri="http://schemas.openxmlformats.org/drawingml/2006/picture">
-                <pic:pic xmlns:pic="http://schemas.openxmlformats.org/drawingml/2006/picture">
-                  <pic:nvPicPr>
-                    <pic:cNvPr id="1" name=""/>
-                    <pic:cNvPicPr/>
-                  </pic:nvPicPr>
-                  <pic:blipFill>
-                    <a:blip r:embed="rId8"/>
-                    <a:stretch>
-                      <a:fillRect/>
-                    </a:stretch>
-                  </pic:blipFill>
-                  <pic:spPr>
-                    <a:xfrm>
-                      <a:off x="0" y="0"/>
-                      <a:ext cx="5274310" cy="2080260"/>
-                    </a:xfrm>
-                    <a:prstGeom prst="rect">
-                      <a:avLst/>
-                    </a:prstGeom>
-                  </pic:spPr>
-                </pic:pic>
-              </a:graphicData>
-            </a:graphic>
-          </wp:inline>
-        </w:drawing>
-      </w:r>
-    </w:p>
-    <w:p>
-      <w:pPr>
-        <w:ind w:left="0"/>
-      </w:pPr>
-      <w:r>
-        <w:rPr>
-          <w:rFonts w:hint="eastAsia"/>
-        </w:rPr>
-        <w:t>同步</w:t>
-      </w:r>
-      <w:r>
-        <w:t>日志：</w:t>
-      </w:r>
-    </w:p>
-    <w:tbl>
-      <w:tblPr>
-        <w:tblStyle w:val="a9"/>
-        <w:tblW w:w="0" w:type="auto"/>
-        <w:tblLook w:val="04A0" w:firstRow="1" w:lastRow="0" w:firstColumn="1" w:lastColumn="0" w:noHBand="0" w:noVBand="1"/>
-      </w:tblPr>
-      <w:tblGrid>
-        <w:gridCol w:w="5807"/>
-      </w:tblGrid>
-      <w:tr>
-        <w:tc>
-          <w:tcPr>
-            <w:tcW w:w="5807" w:type="dxa"/>
-            <w:shd w:val="clear" w:color="auto" w:fill="FBD4B4" w:themeFill="accent6" w:themeFillTint="66"/>
-          </w:tcPr>
-          <w:p>
-            <w:pPr>
-              <w:ind w:left="0"/>
-            </w:pPr>
-            <w:r>
-              <w:t>DPS_LOG_V_IXCRT</w:t>
-            </w:r>
-            <w:r>
-              <w:t xml:space="preserve">             </w:t>
-            </w:r>
-            <w:r>
-              <w:rPr>
-                <w:rFonts w:hint="eastAsia"/>
-              </w:rPr>
-              <w:t>同步日志</w:t>
-            </w:r>
-            <w:r>
-              <w:rPr>
-                <w:rFonts w:hint="eastAsia"/>
-              </w:rPr>
-              <w:t>名称</w:t>
-            </w:r>
-          </w:p>
-        </w:tc>
-      </w:tr>
-      <w:tr>
-        <w:tc>
-          <w:tcPr>
-            <w:tcW w:w="5807" w:type="dxa"/>
-          </w:tcPr>
-          <w:p>
-            <w:pPr>
-              <w:ind w:left="0"/>
-            </w:pPr>
-            <w:r>
-              <w:t>DPS_LOG_PUBLIC_FULLNAME</w:t>
-            </w:r>
-            <w:r>
-              <w:t xml:space="preserve">    </w:t>
-            </w:r>
-            <w:r>
-              <w:rPr>
-                <w:rFonts w:hint="eastAsia"/>
-              </w:rPr>
-              <w:t>索引</w:t>
-            </w:r>
-            <w:r>
-              <w:t>名</w:t>
-            </w:r>
-            <w:r>
-              <w:rPr>
-                <w:rFonts w:hint="eastAsia"/>
-              </w:rPr>
-              <w:t>称</w:t>
-            </w:r>
-          </w:p>
-          <w:p>
-            <w:pPr>
-              <w:ind w:left="0"/>
-            </w:pPr>
-            <w:r>
-              <w:t>DPS_LOG_</w:t>
-            </w:r>
-            <w:r>
-              <w:t>V_</w:t>
-            </w:r>
-            <w:r>
-              <w:t>IXCRT_IX</w:t>
-            </w:r>
-            <w:r>
-              <w:t xml:space="preserve">           </w:t>
-            </w:r>
-            <w:r>
-              <w:rPr>
-                <w:rFonts w:hint="eastAsia"/>
-              </w:rPr>
-              <w:t>索引</w:t>
-            </w:r>
-            <w:r>
-              <w:t>定义（</w:t>
-            </w:r>
-            <w:r>
-              <w:rPr>
-                <w:rFonts w:hint="eastAsia"/>
-              </w:rPr>
-              <w:t>包含</w:t>
-            </w:r>
-            <w:r>
-              <w:rPr>
-                <w:rFonts w:hint="eastAsia"/>
-              </w:rPr>
-              <w:t>Idx</w:t>
-            </w:r>
-            <w:r>
-              <w:t>UniqueID</w:t>
-            </w:r>
-            <w:r>
-              <w:t>）</w:t>
-            </w:r>
-          </w:p>
-        </w:tc>
-      </w:tr>
-    </w:tbl>
-    <w:p>
-      <w:pPr>
-        <w:ind w:left="0" w:firstLine="420"/>
-      </w:pPr>
-    </w:p>
-    <w:p>
-      <w:pPr>
-        <w:ind w:left="0" w:firstLine="420"/>
-        <w:rPr>
-          <w:rFonts w:hint="eastAsia"/>
-        </w:rPr>
-      </w:pPr>
-      <w:r>
-        <w:rPr>
-          <w:rFonts w:hint="eastAsia"/>
-        </w:rPr>
-        <w:t>考虑</w:t>
-      </w:r>
-      <w:r>
-        <w:t>到</w:t>
-      </w:r>
-      <w:r>
-        <w:rPr>
-          <w:rFonts w:hint="eastAsia"/>
-        </w:rPr>
-        <w:t>一个</w:t>
-      </w:r>
-      <w:r>
-        <w:t>集合可能落在多个数据组上，</w:t>
-      </w:r>
-      <w:r>
-        <w:rPr>
-          <w:rFonts w:hint="eastAsia"/>
-        </w:rPr>
-        <w:t>如</w:t>
-      </w:r>
-      <w:r>
-        <w:t>落在数据组</w:t>
-      </w:r>
-      <w:r>
-        <w:t>A</w:t>
-      </w:r>
-      <w:r>
-        <w:t>、</w:t>
-      </w:r>
-      <w:r>
-        <w:t>B</w:t>
-      </w:r>
-      <w:r>
-        <w:t>上。</w:t>
-      </w:r>
-      <w:r>
-        <w:rPr>
-          <w:rFonts w:hint="eastAsia"/>
-        </w:rPr>
-        <w:t>组</w:t>
-      </w:r>
-      <w:r>
-        <w:t>A</w:t>
-      </w:r>
-      <w:r>
-        <w:rPr>
-          <w:rFonts w:hint="eastAsia"/>
-        </w:rPr>
-        <w:t>的</w:t>
-      </w:r>
-      <w:r>
-        <w:t>主节点已经向</w:t>
-      </w:r>
-      <w:r>
-        <w:rPr>
-          <w:rFonts w:hint="eastAsia"/>
-        </w:rPr>
-        <w:t>编目</w:t>
-      </w:r>
-      <w:r>
-        <w:t>发送了</w:t>
-      </w:r>
-      <w:r>
-        <w:t>virtual create index</w:t>
-      </w:r>
-      <w:r>
-        <w:rPr>
-          <w:rFonts w:hint="eastAsia"/>
-        </w:rPr>
-        <w:t>，</w:t>
-      </w:r>
-      <w:r>
-        <w:t>编目添加了索引信息</w:t>
-      </w:r>
-      <w:r>
-        <w:t>{name:”aIdx”, key:{a:1}, UniqueID:1}</w:t>
-      </w:r>
-      <w:r>
-        <w:rPr>
-          <w:rFonts w:hint="eastAsia"/>
-        </w:rPr>
-        <w:t>。</w:t>
-      </w:r>
-      <w:r>
-        <w:t>组</w:t>
-      </w:r>
-      <w:r>
-        <w:rPr>
-          <w:rFonts w:hint="eastAsia"/>
-        </w:rPr>
-        <w:t>B</w:t>
-      </w:r>
-      <w:r>
-        <w:t>的主节点</w:t>
-      </w:r>
-      <w:r>
-        <w:rPr>
-          <w:rFonts w:hint="eastAsia"/>
-        </w:rPr>
-        <w:t>上</w:t>
-      </w:r>
-      <w:r>
-        <w:t>索引定义</w:t>
-      </w:r>
-      <w:r>
-        <w:rPr>
-          <w:rFonts w:hint="eastAsia"/>
-        </w:rPr>
-        <w:t>不同</w:t>
-      </w:r>
-      <w:r>
-        <w:rPr>
-          <w:rFonts w:hint="eastAsia"/>
-        </w:rPr>
-        <w:t>{</w:t>
-      </w:r>
-      <w:r>
-        <w:t xml:space="preserve"> </w:t>
-      </w:r>
-      <w:r>
-        <w:t>name:”aIdx”, key:{a:1,b:1}</w:t>
-      </w:r>
-      <w:r>
-        <w:rPr>
-          <w:rFonts w:hint="eastAsia"/>
-        </w:rPr>
-        <w:t>}</w:t>
-      </w:r>
-      <w:r>
-        <w:rPr>
-          <w:rFonts w:hint="eastAsia"/>
-        </w:rPr>
-        <w:t>，它</w:t>
-      </w:r>
-      <w:r>
-        <w:t>向编目发送</w:t>
-      </w:r>
-      <w:r>
-        <w:t>virtual create index</w:t>
-      </w:r>
-      <w:r>
-        <w:rPr>
-          <w:rFonts w:hint="eastAsia"/>
-        </w:rPr>
-        <w:t>，编目</w:t>
-      </w:r>
-      <w:r>
-        <w:t>返回</w:t>
-      </w:r>
-      <w:r>
-        <w:rPr>
-          <w:rFonts w:hint="eastAsia"/>
-        </w:rPr>
-        <w:t>索引</w:t>
-      </w:r>
-      <w:r>
-        <w:t>定义</w:t>
-      </w:r>
-      <w:r>
-        <w:t>{name:”aIdx”, key:{a:1}, UniqueID:1}</w:t>
-      </w:r>
-      <w:r>
-        <w:rPr>
-          <w:rFonts w:hint="eastAsia"/>
-        </w:rPr>
-        <w:t>，</w:t>
-      </w:r>
-      <w:r>
-        <w:rPr>
-          <w:rFonts w:hint="eastAsia"/>
-        </w:rPr>
-        <w:t>B</w:t>
-      </w:r>
-      <w:r>
-        <w:t>需要删除旧索引，</w:t>
-      </w:r>
-      <w:r>
-        <w:rPr>
-          <w:rFonts w:hint="eastAsia"/>
-        </w:rPr>
-        <w:t>按</w:t>
-      </w:r>
-      <w:r>
-        <w:t>编目</w:t>
-      </w:r>
-      <w:r>
-        <w:rPr>
-          <w:rFonts w:hint="eastAsia"/>
-        </w:rPr>
-        <w:t>信息</w:t>
-      </w:r>
-      <w:r>
-        <w:t>创建新索引。</w:t>
-      </w:r>
-      <w:r>
-        <w:rPr>
-          <w:rFonts w:hint="eastAsia"/>
-          <w:color w:val="FF0000"/>
-        </w:rPr>
-        <w:t>风险</w:t>
-      </w:r>
-      <w:r>
-        <w:rPr>
-          <w:color w:val="FF0000"/>
-        </w:rPr>
-        <w:t>：</w:t>
-      </w:r>
-      <w:r>
-        <w:rPr>
-          <w:rFonts w:hint="eastAsia"/>
-          <w:color w:val="FF0000"/>
-        </w:rPr>
-        <w:t>建</w:t>
-      </w:r>
-      <w:r>
-        <w:rPr>
-          <w:color w:val="FF0000"/>
-        </w:rPr>
-        <w:t>索引速度慢</w:t>
-      </w:r>
-      <w:r>
-        <w:rPr>
-          <w:rFonts w:hint="eastAsia"/>
-          <w:color w:val="FF0000"/>
-        </w:rPr>
-        <w:t>导致</w:t>
-      </w:r>
-      <w:r>
-        <w:rPr>
-          <w:color w:val="FF0000"/>
-        </w:rPr>
-        <w:t>升级很慢</w:t>
-      </w:r>
-    </w:p>
-    <w:p>
-      <w:pPr>
-        <w:ind w:left="0" w:firstLine="420"/>
-        <w:rPr>
-          <w:rFonts w:hint="eastAsia"/>
-          <w:color w:val="FF0000"/>
-        </w:rPr>
-      </w:pPr>
-      <w:r>
-        <w:rPr>
-          <w:color w:val="FF0000"/>
-        </w:rPr>
-        <w:t>IdxUniqueIDCheckJob</w:t>
-      </w:r>
-      <w:r>
-        <w:rPr>
-          <w:rFonts w:hint="eastAsia"/>
-          <w:color w:val="FF0000"/>
-        </w:rPr>
-        <w:t>与</w:t>
-      </w:r>
-      <w:r>
-        <w:rPr>
-          <w:rFonts w:hint="eastAsia"/>
-          <w:color w:val="FF0000"/>
-        </w:rPr>
-        <w:t>UniqueID</w:t>
-      </w:r>
-      <w:r>
-        <w:rPr>
-          <w:color w:val="FF0000"/>
-        </w:rPr>
-        <w:t>CheckJob</w:t>
-      </w:r>
-      <w:r>
-        <w:rPr>
-          <w:color w:val="FF0000"/>
-        </w:rPr>
-        <w:t>冲突？</w:t>
-      </w:r>
-      <w:r>
-        <w:rPr>
-          <w:rFonts w:hint="eastAsia"/>
-          <w:color w:val="FF0000"/>
-        </w:rPr>
-        <w:t>考虑合在</w:t>
-      </w:r>
-      <w:r>
-        <w:rPr>
-          <w:color w:val="FF0000"/>
-        </w:rPr>
-        <w:t>一起</w:t>
-      </w:r>
-    </w:p>
-    <w:p>
-      <w:pPr>
-        <w:pStyle w:val="3"/>
-      </w:pPr>
-      <w:r>
-        <w:rPr>
-          <w:rFonts w:hint="eastAsia"/>
-        </w:rPr>
-        <w:t>元</w:t>
-      </w:r>
-      <w:r>
-        <w:t>数据</w:t>
-      </w:r>
-      <w:r>
-        <w:rPr>
-          <w:rFonts w:hint="eastAsia"/>
-        </w:rPr>
-        <w:t>操作</w:t>
-      </w:r>
-    </w:p>
-    <w:p>
-      <w:pPr>
-        <w:pStyle w:val="4"/>
-        <w:rPr>
-          <w:rFonts w:hint="eastAsia"/>
-        </w:rPr>
-      </w:pPr>
-      <w:r>
-        <w:rPr>
-          <w:rFonts w:hint="eastAsia"/>
-        </w:rPr>
-        <w:t>创建</w:t>
-      </w:r>
-      <w:r>
-        <w:rPr>
-          <w:rFonts w:hint="eastAsia"/>
-        </w:rPr>
-        <w:t>集合</w:t>
-      </w:r>
-    </w:p>
-    <w:p>
-      <w:r>
-        <w:rPr>
-          <w:rFonts w:hint="eastAsia"/>
-        </w:rPr>
-        <w:t>如果</w:t>
-      </w:r>
-      <w:r>
-        <w:t>系统索引为</w:t>
-      </w:r>
-      <w:r>
-        <w:rPr>
-          <w:rFonts w:hint="eastAsia"/>
-        </w:rPr>
-        <w:t>0</w:t>
-      </w:r>
-      <w:r>
-        <w:rPr>
-          <w:rFonts w:hint="eastAsia"/>
-        </w:rPr>
-        <w:t>，</w:t>
-      </w:r>
-      <w:r>
-        <w:t>不允许</w:t>
-      </w:r>
-      <w:r>
-        <w:t>rename</w:t>
-      </w:r>
-      <w:r>
-        <w:rPr>
-          <w:rFonts w:hint="eastAsia"/>
-        </w:rPr>
-        <w:t>系统</w:t>
-      </w:r>
-      <w:r>
-        <w:t>索引的情况下，创建集合的流程不变。</w:t>
-      </w:r>
-    </w:p>
-    <w:p>
-      <w:pPr>
-        <w:pStyle w:val="4"/>
-        <w:rPr>
-          <w:rFonts w:hint="eastAsia"/>
-        </w:rPr>
-      </w:pPr>
-      <w:r>
-        <w:rPr>
-          <w:rFonts w:hint="eastAsia"/>
-        </w:rPr>
-        <w:lastRenderedPageBreak/>
-        <w:t>l</w:t>
-      </w:r>
-      <w:r>
-        <w:t>oadCS</w:t>
-      </w:r>
-    </w:p>
-    <w:p>
-      <w:r>
-        <w:rPr>
-          <w:rFonts w:hint="eastAsia"/>
-        </w:rPr>
-        <w:t>d</w:t>
-      </w:r>
-      <w:r>
-        <w:t>ata.loadCS()</w:t>
-      </w:r>
-      <w:r>
-        <w:t>要把索引</w:t>
-      </w:r>
-      <w:r>
-        <w:t>ID</w:t>
-      </w:r>
-      <w:r>
-        <w:t>设为</w:t>
-      </w:r>
-      <w:r>
-        <w:t>0xFFFFFFFE</w:t>
-      </w:r>
-    </w:p>
-    <w:p>
-      <w:pPr>
-        <w:rPr>
-          <w:rFonts w:hint="eastAsia"/>
-        </w:rPr>
-      </w:pPr>
-      <w:r>
-        <w:t>coord.loadCS(</w:t>
-      </w:r>
-      <w:r>
-        <w:rPr>
-          <w:rFonts w:hint="eastAsia"/>
-        </w:rPr>
-        <w:t>)</w:t>
-      </w:r>
-      <w:r>
-        <w:t>要把索引</w:t>
-      </w:r>
-      <w:r>
-        <w:t>ID</w:t>
-      </w:r>
-      <w:r>
-        <w:t>设为编目上的索引</w:t>
-      </w:r>
-      <w:r>
-        <w:t>ID</w:t>
-      </w:r>
-      <w:r>
-        <w:t>。</w:t>
-      </w:r>
-    </w:p>
-    <w:p/>
-    <w:p>
-      <w:pPr>
-        <w:rPr>
-          <w:rFonts w:hint="eastAsia"/>
-        </w:rPr>
-      </w:pPr>
-      <w:r>
-        <w:t>coord</w:t>
-      </w:r>
-      <w:r>
-        <w:rPr>
-          <w:rFonts w:hint="eastAsia"/>
-        </w:rPr>
-        <w:t>.loadCS()</w:t>
-      </w:r>
-      <w:r>
-        <w:rPr>
-          <w:rFonts w:hint="eastAsia"/>
-        </w:rPr>
-        <w:t>的</w:t>
-      </w:r>
-      <w:r>
-        <w:t>用法：</w:t>
-      </w:r>
-      <w:r>
-        <w:rPr>
-          <w:rFonts w:hint="eastAsia"/>
-        </w:rPr>
-        <w:t>（元数据</w:t>
-      </w:r>
-      <w:r>
-        <w:t>要用户自己创建</w:t>
-      </w:r>
-      <w:bookmarkStart w:id="0" w:name="_GoBack"/>
-      <w:bookmarkEnd w:id="0"/>
-      <w:r>
-        <w:rPr>
-          <w:rFonts w:hint="eastAsia"/>
-        </w:rPr>
-        <w:t>）</w:t>
-      </w:r>
-    </w:p>
-    <w:p>
-      <w:pPr>
-        <w:pStyle w:val="aa"/>
-        <w:numPr>
-          <w:ilvl w:val="0"/>
-          <w:numId w:val="37"/>
-        </w:numPr>
-        <w:ind w:firstLineChars="0"/>
-      </w:pPr>
-      <w:r>
-        <w:t>coord.createCS(‘foo’).createCL(‘bar’)</w:t>
-      </w:r>
-    </w:p>
-    <w:p>
-      <w:pPr>
-        <w:pStyle w:val="aa"/>
-        <w:numPr>
-          <w:ilvl w:val="0"/>
-          <w:numId w:val="37"/>
-        </w:numPr>
-        <w:ind w:firstLineChars="0"/>
-      </w:pPr>
-      <w:r>
-        <w:t>coord.createIndex(‘aIdx’,{a:1})</w:t>
-      </w:r>
-    </w:p>
-    <w:p>
-      <w:pPr>
-        <w:pStyle w:val="aa"/>
-        <w:numPr>
-          <w:ilvl w:val="0"/>
-          <w:numId w:val="37"/>
-        </w:numPr>
-        <w:ind w:firstLineChars="0"/>
-      </w:pPr>
-      <w:r>
-        <w:t>coord.unloadCS(‘foo’)</w:t>
-      </w:r>
-    </w:p>
-    <w:p>
-      <w:pPr>
-        <w:pStyle w:val="aa"/>
-        <w:numPr>
-          <w:ilvl w:val="0"/>
-          <w:numId w:val="37"/>
-        </w:numPr>
-        <w:ind w:firstLineChars="0"/>
-      </w:pPr>
-      <w:r>
-        <w:rPr>
-          <w:rFonts w:hint="eastAsia"/>
-        </w:rPr>
-        <w:t>删除</w:t>
-      </w:r>
-      <w:r>
-        <w:rPr>
-          <w:rFonts w:hint="eastAsia"/>
-        </w:rPr>
-        <w:t>foo</w:t>
-      </w:r>
-      <w:r>
-        <w:t>.1.data foo.1.idx</w:t>
-      </w:r>
-      <w:r>
-        <w:rPr>
-          <w:rFonts w:hint="eastAsia"/>
-        </w:rPr>
-        <w:t>，</w:t>
-      </w:r>
-      <w:r>
-        <w:t>拷贝</w:t>
-      </w:r>
-      <w:r>
-        <w:rPr>
-          <w:rFonts w:hint="eastAsia"/>
-        </w:rPr>
-        <w:t>之前</w:t>
-      </w:r>
-      <w:r>
-        <w:t>的</w:t>
-      </w:r>
-      <w:r>
-        <w:t>foo.1.data foo.1.idx</w:t>
-      </w:r>
-    </w:p>
-    <w:p>
-      <w:pPr>
-        <w:pStyle w:val="aa"/>
-        <w:numPr>
-          <w:ilvl w:val="0"/>
-          <w:numId w:val="37"/>
-        </w:numPr>
-        <w:ind w:firstLineChars="0"/>
-        <w:rPr>
-          <w:rFonts w:hint="eastAsia"/>
-        </w:rPr>
-      </w:pPr>
-      <w:r>
-        <w:t>coord.loadCS(‘foo’)</w:t>
-      </w:r>
-    </w:p>
-    <w:p>
-      <w:pPr>
-        <w:pStyle w:val="4"/>
-      </w:pPr>
-      <w:r>
-        <w:rPr>
-          <w:rFonts w:hint="eastAsia"/>
-        </w:rPr>
-        <w:t>创建</w:t>
-      </w:r>
-      <w:r>
-        <w:t>索引</w:t>
-      </w:r>
-    </w:p>
-    <w:p>
-      <w:pPr>
-        <w:ind w:left="0" w:firstLine="357"/>
-        <w:rPr>
-          <w:rFonts w:hint="eastAsia"/>
-        </w:rPr>
-      </w:pPr>
-      <w:r>
-        <w:rPr>
-          <w:rFonts w:hint="eastAsia"/>
-        </w:rPr>
-        <w:t>编目</w:t>
-      </w:r>
-      <w:r>
-        <w:t>节点：</w:t>
-      </w:r>
-      <w:r>
-        <w:rPr>
-          <w:rFonts w:hint="eastAsia"/>
-        </w:rPr>
-        <w:t>当</w:t>
-      </w:r>
-      <w:r>
-        <w:t>数据量较大时，创建索引</w:t>
-      </w:r>
-      <w:r>
-        <w:rPr>
-          <w:rFonts w:hint="eastAsia"/>
-        </w:rPr>
-        <w:t>耗时</w:t>
-      </w:r>
-      <w:r>
-        <w:t>会很长，所以编目节点上只能加短锁。</w:t>
-      </w:r>
-      <w:r>
-        <w:rPr>
-          <w:rFonts w:hint="eastAsia"/>
-        </w:rPr>
-        <w:t>execute</w:t>
-      </w:r>
-      <w:r>
-        <w:t>Internal</w:t>
-      </w:r>
-      <w:r>
-        <w:rPr>
-          <w:rFonts w:hint="eastAsia"/>
-        </w:rPr>
-        <w:t>阶段需要把</w:t>
-      </w:r>
-      <w:r>
-        <w:t>索引信息写入编目，</w:t>
-      </w:r>
-      <w:r>
-        <w:rPr>
-          <w:rFonts w:hint="eastAsia"/>
-        </w:rPr>
-        <w:t>数据</w:t>
-      </w:r>
-      <w:r>
-        <w:t>节点失败需要</w:t>
-      </w:r>
-      <w:r>
-        <w:rPr>
-          <w:rFonts w:hint="eastAsia"/>
-        </w:rPr>
-        <w:t>回滚</w:t>
-      </w:r>
-      <w:r>
-        <w:rPr>
-          <w:rFonts w:hint="eastAsia"/>
-        </w:rPr>
-        <w:t>编目</w:t>
-      </w:r>
-      <w:r>
-        <w:t>。</w:t>
-      </w:r>
-    </w:p>
-    <w:p>
-      <w:pPr>
-        <w:ind w:left="0" w:firstLine="357"/>
-        <w:rPr>
-          <w:rFonts w:hint="eastAsia"/>
-        </w:rPr>
-      </w:pPr>
-      <w:r>
-        <w:rPr>
-          <w:rFonts w:hint="eastAsia"/>
-        </w:rPr>
-        <w:t>数据</w:t>
-      </w:r>
-      <w:r>
-        <w:t>节点：</w:t>
-      </w:r>
-      <w:r>
-        <w:rPr>
-          <w:rFonts w:hint="eastAsia"/>
-        </w:rPr>
-        <w:t>创建</w:t>
-      </w:r>
-      <w:r>
-        <w:t>索引，除了检验</w:t>
-      </w:r>
-      <w:r>
-        <w:rPr>
-          <w:rFonts w:hint="eastAsia"/>
-        </w:rPr>
-        <w:t>名字</w:t>
-      </w:r>
-      <w:r>
-        <w:t>是否重复，还要校验</w:t>
-      </w:r>
-      <w:r>
-        <w:t>idxUniqueID</w:t>
-      </w:r>
-      <w:r>
-        <w:rPr>
-          <w:rFonts w:hint="eastAsia"/>
-        </w:rPr>
-        <w:t>是否</w:t>
-      </w:r>
-      <w:r>
-        <w:t>冲突，冲突需要</w:t>
-      </w:r>
-      <w:r>
-        <w:rPr>
-          <w:rFonts w:hint="eastAsia"/>
-        </w:rPr>
-        <w:t>报错</w:t>
-      </w:r>
-      <w:r>
-        <w:t>。</w:t>
-      </w:r>
-    </w:p>
-    <w:p>
-      <w:r>
-        <w:rPr>
-          <w:noProof/>
-        </w:rPr>
-        <w:lastRenderedPageBreak/>
-        <w:drawing>
-          <wp:inline distT="0" distB="0" distL="0" distR="0" wp14:anchorId="383A03BE" wp14:editId="24169FE3">
-            <wp:extent cx="5274310" cy="6177280"/>
-            <wp:effectExtent l="0" t="0" r="2540" b="0"/>
-            <wp:docPr id="2" name="图片 2"/>
-            <wp:cNvGraphicFramePr>
-              <a:graphicFrameLocks xmlns:a="http://schemas.openxmlformats.org/drawingml/2006/main" noChangeAspect="1"/>
-            </wp:cNvGraphicFramePr>
-            <a:graphic xmlns:a="http://schemas.openxmlformats.org/drawingml/2006/main">
-              <a:graphicData uri="http://schemas.openxmlformats.org/drawingml/2006/picture">
-                <pic:pic xmlns:pic="http://schemas.openxmlformats.org/drawingml/2006/picture">
-                  <pic:nvPicPr>
-                    <pic:cNvPr id="1" name=""/>
-                    <pic:cNvPicPr/>
-                  </pic:nvPicPr>
-                  <pic:blipFill>
-                    <a:blip r:embed="rId9"/>
-                    <a:stretch>
-                      <a:fillRect/>
-                    </a:stretch>
-                  </pic:blipFill>
-                  <pic:spPr>
-                    <a:xfrm>
-                      <a:off x="0" y="0"/>
-                      <a:ext cx="5274310" cy="6177280"/>
-                    </a:xfrm>
-                    <a:prstGeom prst="rect">
-                      <a:avLst/>
-                    </a:prstGeom>
-                  </pic:spPr>
-                </pic:pic>
-              </a:graphicData>
-            </a:graphic>
-          </wp:inline>
-        </w:drawing>
-      </w:r>
-    </w:p>
-    <w:p>
-      <w:pPr>
-        <w:pStyle w:val="4"/>
-      </w:pPr>
-      <w:r>
-        <w:rPr>
-          <w:rFonts w:hint="eastAsia"/>
-        </w:rPr>
-        <w:t>删除</w:t>
-      </w:r>
-      <w:r>
-        <w:t>索引</w:t>
-      </w:r>
-    </w:p>
-    <w:p>
-      <w:pPr>
-        <w:ind w:left="0"/>
-      </w:pPr>
-      <w:r>
-        <w:rPr>
-          <w:rFonts w:hint="eastAsia"/>
-        </w:rPr>
-        <w:t>不回滚</w:t>
-      </w:r>
-    </w:p>
-    <w:p>
-      <w:r>
-        <w:rPr>
-          <w:noProof/>
-        </w:rPr>
-        <w:lastRenderedPageBreak/>
-        <w:drawing>
-          <wp:inline distT="0" distB="0" distL="0" distR="0" wp14:anchorId="233D634B" wp14:editId="5523DF4D">
-            <wp:extent cx="5274310" cy="5527040"/>
-            <wp:effectExtent l="0" t="0" r="2540" b="0"/>
-            <wp:docPr id="3" name="图片 3"/>
             <wp:cNvGraphicFramePr>
               <a:graphicFrameLocks xmlns:a="http://schemas.openxmlformats.org/drawingml/2006/main" noChangeAspect="1"/>
             </wp:cNvGraphicFramePr>
@@ -3001,6 +2075,1439 @@
                   <pic:spPr>
                     <a:xfrm>
                       <a:off x="0" y="0"/>
+                      <a:ext cx="5274310" cy="2080260"/>
+                    </a:xfrm>
+                    <a:prstGeom prst="rect">
+                      <a:avLst/>
+                    </a:prstGeom>
+                  </pic:spPr>
+                </pic:pic>
+              </a:graphicData>
+            </a:graphic>
+          </wp:inline>
+        </w:drawing>
+      </w:r>
+    </w:p>
+    <w:p>
+      <w:pPr>
+        <w:ind w:left="0"/>
+      </w:pPr>
+      <w:r>
+        <w:rPr>
+          <w:rFonts w:hint="eastAsia"/>
+        </w:rPr>
+        <w:t>同步</w:t>
+      </w:r>
+      <w:r>
+        <w:t>日志：</w:t>
+      </w:r>
+    </w:p>
+    <w:tbl>
+      <w:tblPr>
+        <w:tblStyle w:val="a9"/>
+        <w:tblW w:w="0" w:type="auto"/>
+        <w:tblLook w:val="04A0" w:firstRow="1" w:lastRow="0" w:firstColumn="1" w:lastColumn="0" w:noHBand="0" w:noVBand="1"/>
+      </w:tblPr>
+      <w:tblGrid>
+        <w:gridCol w:w="5807"/>
+      </w:tblGrid>
+      <w:tr>
+        <w:tc>
+          <w:tcPr>
+            <w:tcW w:w="5807" w:type="dxa"/>
+            <w:shd w:val="clear" w:color="auto" w:fill="FBD4B4" w:themeFill="accent6" w:themeFillTint="66"/>
+          </w:tcPr>
+          <w:p>
+            <w:pPr>
+              <w:ind w:left="0"/>
+            </w:pPr>
+            <w:r>
+              <w:t>DPS_LOG_V_IXCRT</w:t>
+            </w:r>
+            <w:r>
+              <w:t xml:space="preserve">             </w:t>
+            </w:r>
+            <w:r>
+              <w:rPr>
+                <w:rFonts w:hint="eastAsia"/>
+              </w:rPr>
+              <w:t>同步日志</w:t>
+            </w:r>
+            <w:r>
+              <w:rPr>
+                <w:rFonts w:hint="eastAsia"/>
+              </w:rPr>
+              <w:t>名称</w:t>
+            </w:r>
+          </w:p>
+        </w:tc>
+      </w:tr>
+      <w:tr>
+        <w:tc>
+          <w:tcPr>
+            <w:tcW w:w="5807" w:type="dxa"/>
+          </w:tcPr>
+          <w:p>
+            <w:pPr>
+              <w:ind w:left="0"/>
+            </w:pPr>
+            <w:r>
+              <w:t>DPS_LOG_PUBLIC_FULLNAME</w:t>
+            </w:r>
+            <w:r>
+              <w:t xml:space="preserve">    </w:t>
+            </w:r>
+            <w:r>
+              <w:rPr>
+                <w:rFonts w:hint="eastAsia"/>
+              </w:rPr>
+              <w:t>索引</w:t>
+            </w:r>
+            <w:r>
+              <w:t>名</w:t>
+            </w:r>
+            <w:r>
+              <w:rPr>
+                <w:rFonts w:hint="eastAsia"/>
+              </w:rPr>
+              <w:t>称</w:t>
+            </w:r>
+          </w:p>
+          <w:p>
+            <w:pPr>
+              <w:ind w:left="0"/>
+            </w:pPr>
+            <w:r>
+              <w:t>DPS_LOG_</w:t>
+            </w:r>
+            <w:r>
+              <w:t>V_</w:t>
+            </w:r>
+            <w:r>
+              <w:t>IXCRT_IX</w:t>
+            </w:r>
+            <w:r>
+              <w:t xml:space="preserve">           </w:t>
+            </w:r>
+            <w:r>
+              <w:rPr>
+                <w:rFonts w:hint="eastAsia"/>
+              </w:rPr>
+              <w:t>索引</w:t>
+            </w:r>
+            <w:r>
+              <w:t>定义（</w:t>
+            </w:r>
+            <w:r>
+              <w:rPr>
+                <w:rFonts w:hint="eastAsia"/>
+              </w:rPr>
+              <w:t>包含</w:t>
+            </w:r>
+            <w:r>
+              <w:rPr>
+                <w:rFonts w:hint="eastAsia"/>
+              </w:rPr>
+              <w:t>Idx</w:t>
+            </w:r>
+            <w:r>
+              <w:t>UniqueID</w:t>
+            </w:r>
+            <w:r>
+              <w:t>）</w:t>
+            </w:r>
+          </w:p>
+        </w:tc>
+      </w:tr>
+    </w:tbl>
+    <w:p>
+      <w:pPr>
+        <w:ind w:left="0" w:firstLine="420"/>
+      </w:pPr>
+    </w:p>
+    <w:p>
+      <w:pPr>
+        <w:ind w:left="0" w:firstLine="420"/>
+      </w:pPr>
+      <w:r>
+        <w:rPr>
+          <w:rFonts w:hint="eastAsia"/>
+        </w:rPr>
+        <w:t>考虑</w:t>
+      </w:r>
+      <w:r>
+        <w:t>到</w:t>
+      </w:r>
+      <w:r>
+        <w:rPr>
+          <w:rFonts w:hint="eastAsia"/>
+        </w:rPr>
+        <w:t>一个</w:t>
+      </w:r>
+      <w:r>
+        <w:t>集合可能落在多个数据组上，</w:t>
+      </w:r>
+      <w:r>
+        <w:rPr>
+          <w:rFonts w:hint="eastAsia"/>
+        </w:rPr>
+        <w:t>如</w:t>
+      </w:r>
+      <w:r>
+        <w:t>落在数据组</w:t>
+      </w:r>
+      <w:r>
+        <w:t>A</w:t>
+      </w:r>
+      <w:r>
+        <w:t>、</w:t>
+      </w:r>
+      <w:r>
+        <w:t>B</w:t>
+      </w:r>
+      <w:r>
+        <w:t>上。</w:t>
+      </w:r>
+      <w:r>
+        <w:rPr>
+          <w:rFonts w:hint="eastAsia"/>
+        </w:rPr>
+        <w:t>组</w:t>
+      </w:r>
+      <w:r>
+        <w:t>A</w:t>
+      </w:r>
+      <w:r>
+        <w:rPr>
+          <w:rFonts w:hint="eastAsia"/>
+        </w:rPr>
+        <w:t>的</w:t>
+      </w:r>
+      <w:r>
+        <w:t>主节点已经向</w:t>
+      </w:r>
+      <w:r>
+        <w:rPr>
+          <w:rFonts w:hint="eastAsia"/>
+        </w:rPr>
+        <w:t>编目</w:t>
+      </w:r>
+      <w:r>
+        <w:t>发送了</w:t>
+      </w:r>
+      <w:r>
+        <w:t>virtual create index</w:t>
+      </w:r>
+      <w:r>
+        <w:rPr>
+          <w:rFonts w:hint="eastAsia"/>
+        </w:rPr>
+        <w:t>，</w:t>
+      </w:r>
+      <w:r>
+        <w:t>编目添加了索引信息</w:t>
+      </w:r>
+      <w:r>
+        <w:t>{name:”aIdx”, key:{a:1}, UniqueID:1}</w:t>
+      </w:r>
+      <w:r>
+        <w:rPr>
+          <w:rFonts w:hint="eastAsia"/>
+        </w:rPr>
+        <w:t>。</w:t>
+      </w:r>
+      <w:r>
+        <w:t>组</w:t>
+      </w:r>
+      <w:r>
+        <w:rPr>
+          <w:rFonts w:hint="eastAsia"/>
+        </w:rPr>
+        <w:t>B</w:t>
+      </w:r>
+      <w:r>
+        <w:t>的主节点</w:t>
+      </w:r>
+      <w:r>
+        <w:rPr>
+          <w:rFonts w:hint="eastAsia"/>
+        </w:rPr>
+        <w:t>上</w:t>
+      </w:r>
+      <w:r>
+        <w:t>索引定义</w:t>
+      </w:r>
+      <w:r>
+        <w:rPr>
+          <w:rFonts w:hint="eastAsia"/>
+        </w:rPr>
+        <w:t>不同</w:t>
+      </w:r>
+      <w:r>
+        <w:rPr>
+          <w:rFonts w:hint="eastAsia"/>
+        </w:rPr>
+        <w:t>{</w:t>
+      </w:r>
+      <w:r>
+        <w:t xml:space="preserve"> </w:t>
+      </w:r>
+      <w:r>
+        <w:t>name:”aIdx”, key:{a:1,b:1}</w:t>
+      </w:r>
+      <w:r>
+        <w:rPr>
+          <w:rFonts w:hint="eastAsia"/>
+        </w:rPr>
+        <w:t>}</w:t>
+      </w:r>
+      <w:r>
+        <w:rPr>
+          <w:rFonts w:hint="eastAsia"/>
+        </w:rPr>
+        <w:t>，它</w:t>
+      </w:r>
+      <w:r>
+        <w:t>向编目发送</w:t>
+      </w:r>
+      <w:r>
+        <w:t>virtual create index</w:t>
+      </w:r>
+      <w:r>
+        <w:rPr>
+          <w:rFonts w:hint="eastAsia"/>
+        </w:rPr>
+        <w:t>，编目</w:t>
+      </w:r>
+      <w:r>
+        <w:t>返回</w:t>
+      </w:r>
+      <w:r>
+        <w:rPr>
+          <w:rFonts w:hint="eastAsia"/>
+        </w:rPr>
+        <w:t>索引</w:t>
+      </w:r>
+      <w:r>
+        <w:t>定义</w:t>
+      </w:r>
+      <w:r>
+        <w:t>{name:”aIdx”, key:{a:1}, UniqueID:1}</w:t>
+      </w:r>
+      <w:r>
+        <w:rPr>
+          <w:rFonts w:hint="eastAsia"/>
+        </w:rPr>
+        <w:t>，</w:t>
+      </w:r>
+      <w:r>
+        <w:rPr>
+          <w:rFonts w:hint="eastAsia"/>
+        </w:rPr>
+        <w:t>B</w:t>
+      </w:r>
+      <w:r>
+        <w:t>需要删除旧索引，</w:t>
+      </w:r>
+      <w:r>
+        <w:rPr>
+          <w:rFonts w:hint="eastAsia"/>
+        </w:rPr>
+        <w:t>按</w:t>
+      </w:r>
+      <w:r>
+        <w:t>编目</w:t>
+      </w:r>
+      <w:r>
+        <w:rPr>
+          <w:rFonts w:hint="eastAsia"/>
+        </w:rPr>
+        <w:t>信息</w:t>
+      </w:r>
+      <w:r>
+        <w:t>创建新索引。</w:t>
+      </w:r>
+      <w:r>
+        <w:rPr>
+          <w:rFonts w:hint="eastAsia"/>
+          <w:color w:val="FF0000"/>
+        </w:rPr>
+        <w:t>风险</w:t>
+      </w:r>
+      <w:r>
+        <w:rPr>
+          <w:color w:val="FF0000"/>
+        </w:rPr>
+        <w:t>：</w:t>
+      </w:r>
+      <w:r>
+        <w:rPr>
+          <w:rFonts w:hint="eastAsia"/>
+          <w:color w:val="FF0000"/>
+        </w:rPr>
+        <w:t>建</w:t>
+      </w:r>
+      <w:r>
+        <w:rPr>
+          <w:color w:val="FF0000"/>
+        </w:rPr>
+        <w:t>索引速度慢</w:t>
+      </w:r>
+      <w:r>
+        <w:rPr>
+          <w:rFonts w:hint="eastAsia"/>
+          <w:color w:val="FF0000"/>
+        </w:rPr>
+        <w:t>导致</w:t>
+      </w:r>
+      <w:r>
+        <w:rPr>
+          <w:color w:val="FF0000"/>
+        </w:rPr>
+        <w:t>升级很慢</w:t>
+      </w:r>
+    </w:p>
+    <w:p>
+      <w:pPr>
+        <w:ind w:left="0" w:firstLine="420"/>
+        <w:rPr>
+          <w:color w:val="FF0000"/>
+        </w:rPr>
+      </w:pPr>
+      <w:r>
+        <w:rPr>
+          <w:color w:val="FF0000"/>
+        </w:rPr>
+        <w:t>IdxUniqueIDCheckJob</w:t>
+      </w:r>
+      <w:r>
+        <w:rPr>
+          <w:rFonts w:hint="eastAsia"/>
+          <w:color w:val="FF0000"/>
+        </w:rPr>
+        <w:t>与</w:t>
+      </w:r>
+      <w:r>
+        <w:rPr>
+          <w:rFonts w:hint="eastAsia"/>
+          <w:color w:val="FF0000"/>
+        </w:rPr>
+        <w:t>UniqueID</w:t>
+      </w:r>
+      <w:r>
+        <w:rPr>
+          <w:color w:val="FF0000"/>
+        </w:rPr>
+        <w:t>CheckJob</w:t>
+      </w:r>
+      <w:r>
+        <w:rPr>
+          <w:color w:val="FF0000"/>
+        </w:rPr>
+        <w:t>冲突？</w:t>
+      </w:r>
+      <w:r>
+        <w:rPr>
+          <w:rFonts w:hint="eastAsia"/>
+          <w:color w:val="FF0000"/>
+        </w:rPr>
+        <w:t>考虑合在</w:t>
+      </w:r>
+      <w:r>
+        <w:rPr>
+          <w:color w:val="FF0000"/>
+        </w:rPr>
+        <w:t>一起</w:t>
+      </w:r>
+    </w:p>
+    <w:p>
+      <w:pPr>
+        <w:ind w:left="0" w:firstLine="420"/>
+        <w:rPr>
+          <w:color w:val="FF0000"/>
+        </w:rPr>
+      </w:pPr>
+    </w:p>
+    <w:p>
+      <w:pPr>
+        <w:ind w:left="0" w:firstLine="420"/>
+        <w:rPr>
+          <w:color w:val="FF0000"/>
+        </w:rPr>
+      </w:pPr>
+    </w:p>
+    <w:p>
+      <w:pPr>
+        <w:ind w:left="0" w:firstLine="420"/>
+        <w:rPr>
+          <w:color w:val="FF0000"/>
+        </w:rPr>
+      </w:pPr>
+      <w:r>
+        <w:rPr>
+          <w:rFonts w:hint="eastAsia"/>
+          <w:color w:val="FF0000"/>
+        </w:rPr>
+        <w:t>允许</w:t>
+      </w:r>
+      <w:r>
+        <w:rPr>
+          <w:color w:val="FF0000"/>
+        </w:rPr>
+        <w:t>主备不一致</w:t>
+      </w:r>
+      <w:r>
+        <w:rPr>
+          <w:rFonts w:hint="eastAsia"/>
+          <w:color w:val="FF0000"/>
+        </w:rPr>
+        <w:t>（读写</w:t>
+      </w:r>
+      <w:r>
+        <w:rPr>
+          <w:color w:val="FF0000"/>
+        </w:rPr>
+        <w:t>分离</w:t>
+      </w:r>
+      <w:r>
+        <w:rPr>
+          <w:rFonts w:hint="eastAsia"/>
+          <w:color w:val="FF0000"/>
+        </w:rPr>
+        <w:t>），</w:t>
+      </w:r>
+      <w:r>
+        <w:rPr>
+          <w:color w:val="FF0000"/>
+        </w:rPr>
+        <w:t>创建索引指定</w:t>
+      </w:r>
+      <w:r>
+        <w:rPr>
+          <w:color w:val="FF0000"/>
+        </w:rPr>
+        <w:t>nodeID/instance</w:t>
+      </w:r>
+      <w:r>
+        <w:rPr>
+          <w:rFonts w:hint="eastAsia"/>
+          <w:color w:val="FF0000"/>
+        </w:rPr>
+        <w:t>。</w:t>
+      </w:r>
+      <w:r>
+        <w:rPr>
+          <w:rFonts w:hint="eastAsia"/>
+          <w:color w:val="FF0000"/>
+        </w:rPr>
+        <w:t>编目</w:t>
+      </w:r>
+      <w:r>
+        <w:rPr>
+          <w:color w:val="FF0000"/>
+        </w:rPr>
+        <w:t>上要记录。</w:t>
+      </w:r>
+      <w:r>
+        <w:rPr>
+          <w:rFonts w:hint="eastAsia"/>
+          <w:color w:val="FF0000"/>
+        </w:rPr>
+        <w:t>禁止直连</w:t>
+      </w:r>
+      <w:r>
+        <w:rPr>
+          <w:color w:val="FF0000"/>
+        </w:rPr>
+        <w:t>数据节点创建。</w:t>
+      </w:r>
+    </w:p>
+    <w:p>
+      <w:pPr>
+        <w:ind w:left="420"/>
+        <w:rPr>
+          <w:color w:val="FF0000"/>
+        </w:rPr>
+      </w:pPr>
+      <w:r>
+        <w:rPr>
+          <w:color w:val="FF0000"/>
+        </w:rPr>
+        <w:t>snapshot</w:t>
+      </w:r>
+      <w:r>
+        <w:rPr>
+          <w:rFonts w:hint="eastAsia"/>
+          <w:color w:val="FF0000"/>
+        </w:rPr>
+        <w:t>支持</w:t>
+      </w:r>
+      <w:r>
+        <w:rPr>
+          <w:color w:val="FF0000"/>
+        </w:rPr>
+        <w:t>命令位置参数，能显示哪个节点有哪个节点没有（</w:t>
+      </w:r>
+      <w:r>
+        <w:rPr>
+          <w:rFonts w:hint="eastAsia"/>
+          <w:color w:val="FF0000"/>
+        </w:rPr>
+        <w:t>不改</w:t>
+      </w:r>
+      <w:r>
+        <w:rPr>
+          <w:color w:val="FF0000"/>
+        </w:rPr>
+        <w:t>格式，</w:t>
+      </w:r>
+      <w:r>
+        <w:rPr>
+          <w:rFonts w:hint="eastAsia"/>
+          <w:color w:val="FF0000"/>
+        </w:rPr>
+        <w:t>加</w:t>
+      </w:r>
+      <w:r>
+        <w:rPr>
+          <w:color w:val="FF0000"/>
+        </w:rPr>
+        <w:t>字段）</w:t>
+      </w:r>
+      <w:r>
+        <w:rPr>
+          <w:rFonts w:hint="eastAsia"/>
+          <w:color w:val="FF0000"/>
+        </w:rPr>
+        <w:t>。</w:t>
+      </w:r>
+      <w:r>
+        <w:rPr>
+          <w:color w:val="FF0000"/>
+        </w:rPr>
+        <w:t>list</w:t>
+      </w:r>
+      <w:r>
+        <w:rPr>
+          <w:color w:val="FF0000"/>
+        </w:rPr>
+        <w:t xml:space="preserve"> index </w:t>
+      </w:r>
+      <w:r>
+        <w:rPr>
+          <w:rFonts w:hint="eastAsia"/>
+          <w:color w:val="FF0000"/>
+        </w:rPr>
+        <w:t>走</w:t>
+      </w:r>
+      <w:r>
+        <w:rPr>
+          <w:rFonts w:hint="eastAsia"/>
+          <w:color w:val="FF0000"/>
+        </w:rPr>
+        <w:t>编目</w:t>
+      </w:r>
+      <w:r>
+        <w:rPr>
+          <w:color w:val="FF0000"/>
+        </w:rPr>
+        <w:t>节点</w:t>
+      </w:r>
+      <w:r>
+        <w:rPr>
+          <w:rFonts w:hint="eastAsia"/>
+          <w:color w:val="FF0000"/>
+        </w:rPr>
+        <w:t>；</w:t>
+      </w:r>
+      <w:r>
+        <w:rPr>
+          <w:color w:val="FF0000"/>
+        </w:rPr>
+        <w:t>snapshot</w:t>
+      </w:r>
+      <w:r>
+        <w:rPr>
+          <w:color w:val="FF0000"/>
+        </w:rPr>
+        <w:t>走数据节点，</w:t>
+      </w:r>
+      <w:r>
+        <w:rPr>
+          <w:color w:val="FF0000"/>
+        </w:rPr>
+        <w:t>看所有数据节点。</w:t>
+      </w:r>
+      <w:r>
+        <w:rPr>
+          <w:rFonts w:hint="eastAsia"/>
+          <w:color w:val="FF0000"/>
+        </w:rPr>
+        <w:t>（切分</w:t>
+      </w:r>
+      <w:r>
+        <w:rPr>
+          <w:color w:val="FF0000"/>
+        </w:rPr>
+        <w:t>、主备不一致</w:t>
+      </w:r>
+      <w:r>
+        <w:rPr>
+          <w:rFonts w:hint="eastAsia"/>
+          <w:color w:val="FF0000"/>
+        </w:rPr>
+        <w:t>）</w:t>
+      </w:r>
+    </w:p>
+    <w:p>
+      <w:pPr>
+        <w:ind w:left="420"/>
+        <w:rPr>
+          <w:color w:val="FF0000"/>
+        </w:rPr>
+      </w:pPr>
+      <w:r>
+        <w:rPr>
+          <w:color w:val="FF0000"/>
+        </w:rPr>
+        <w:t xml:space="preserve">UniqueID </w:t>
+      </w:r>
+      <w:r>
+        <w:rPr>
+          <w:rFonts w:hint="eastAsia"/>
+          <w:color w:val="FF0000"/>
+        </w:rPr>
+        <w:t>有一位</w:t>
+      </w:r>
+      <w:r>
+        <w:rPr>
+          <w:color w:val="FF0000"/>
+        </w:rPr>
+        <w:t>辨识</w:t>
+      </w:r>
+      <w:r>
+        <w:rPr>
+          <w:rFonts w:hint="eastAsia"/>
+          <w:color w:val="FF0000"/>
+        </w:rPr>
+        <w:t>是</w:t>
+      </w:r>
+      <w:r>
+        <w:rPr>
+          <w:color w:val="FF0000"/>
+        </w:rPr>
+        <w:t>本地生成还是</w:t>
+      </w:r>
+      <w:r>
+        <w:rPr>
+          <w:rFonts w:hint="eastAsia"/>
+          <w:color w:val="FF0000"/>
+        </w:rPr>
+        <w:t>全局</w:t>
+      </w:r>
+      <w:r>
+        <w:rPr>
+          <w:color w:val="FF0000"/>
+        </w:rPr>
+        <w:t>生成</w:t>
+      </w:r>
+      <w:r>
+        <w:rPr>
+          <w:rFonts w:hint="eastAsia"/>
+          <w:color w:val="FF0000"/>
+        </w:rPr>
+        <w:t>。</w:t>
+      </w:r>
+    </w:p>
+    <w:p>
+      <w:pPr>
+        <w:ind w:left="420"/>
+        <w:rPr>
+          <w:color w:val="FF0000"/>
+        </w:rPr>
+      </w:pPr>
+      <w:r>
+        <w:rPr>
+          <w:rFonts w:hint="eastAsia"/>
+          <w:color w:val="FF0000"/>
+        </w:rPr>
+        <w:t>db.syncIndex()</w:t>
+      </w:r>
+      <w:r>
+        <w:rPr>
+          <w:rFonts w:hint="eastAsia"/>
+          <w:color w:val="FF0000"/>
+        </w:rPr>
+        <w:t>只允许</w:t>
+      </w:r>
+      <w:r>
+        <w:rPr>
+          <w:color w:val="FF0000"/>
+        </w:rPr>
+        <w:t>本地改成</w:t>
+      </w:r>
+      <w:r>
+        <w:rPr>
+          <w:rFonts w:hint="eastAsia"/>
+          <w:color w:val="FF0000"/>
+        </w:rPr>
+        <w:t>全局</w:t>
+      </w:r>
+      <w:r>
+        <w:rPr>
+          <w:color w:val="FF0000"/>
+        </w:rPr>
+        <w:t>。（</w:t>
+      </w:r>
+      <w:r>
+        <w:rPr>
+          <w:rFonts w:hint="eastAsia"/>
+          <w:color w:val="FF0000"/>
+        </w:rPr>
+        <w:t>数据</w:t>
+      </w:r>
+      <w:r>
+        <w:rPr>
+          <w:color w:val="FF0000"/>
+        </w:rPr>
+        <w:t>和编目双向同步）</w:t>
+      </w:r>
+      <w:r>
+        <w:rPr>
+          <w:rFonts w:hint="eastAsia"/>
+          <w:color w:val="FF0000"/>
+        </w:rPr>
+        <w:t>。</w:t>
+      </w:r>
+      <w:r>
+        <w:rPr>
+          <w:color w:val="FF0000"/>
+        </w:rPr>
+        <w:t>主备</w:t>
+      </w:r>
+      <w:r>
+        <w:rPr>
+          <w:rFonts w:hint="eastAsia"/>
+          <w:color w:val="FF0000"/>
+        </w:rPr>
+        <w:t>定义</w:t>
+      </w:r>
+      <w:r>
+        <w:rPr>
+          <w:color w:val="FF0000"/>
+        </w:rPr>
+        <w:t>一样，名字不同，</w:t>
+      </w:r>
+      <w:r>
+        <w:rPr>
+          <w:color w:val="FF0000"/>
+        </w:rPr>
+        <w:lastRenderedPageBreak/>
+        <w:t>怎么处理？？</w:t>
+      </w:r>
+    </w:p>
+    <w:p>
+      <w:pPr>
+        <w:ind w:left="420"/>
+        <w:rPr>
+          <w:color w:val="FF0000"/>
+        </w:rPr>
+      </w:pPr>
+    </w:p>
+    <w:p>
+      <w:pPr>
+        <w:ind w:left="420"/>
+        <w:rPr>
+          <w:rFonts w:hint="eastAsia"/>
+          <w:color w:val="FF0000"/>
+        </w:rPr>
+      </w:pPr>
+      <w:r>
+        <w:rPr>
+          <w:rFonts w:hint="eastAsia"/>
+          <w:color w:val="FF0000"/>
+        </w:rPr>
+        <w:t>主要是</w:t>
+      </w:r>
+      <w:r>
+        <w:rPr>
+          <w:color w:val="FF0000"/>
+        </w:rPr>
+        <w:t>：上编目、创建索引</w:t>
+      </w:r>
+      <w:r>
+        <w:rPr>
+          <w:rFonts w:hint="eastAsia"/>
+          <w:color w:val="FF0000"/>
+        </w:rPr>
+        <w:t>任务</w:t>
+      </w:r>
+      <w:bookmarkStart w:id="5" w:name="_GoBack"/>
+      <w:bookmarkEnd w:id="5"/>
+    </w:p>
+    <w:p>
+      <w:pPr>
+        <w:pStyle w:val="3"/>
+      </w:pPr>
+      <w:r>
+        <w:rPr>
+          <w:rFonts w:hint="eastAsia"/>
+        </w:rPr>
+        <w:t>元</w:t>
+      </w:r>
+      <w:r>
+        <w:t>数据</w:t>
+      </w:r>
+      <w:r>
+        <w:rPr>
+          <w:rFonts w:hint="eastAsia"/>
+        </w:rPr>
+        <w:t>操作</w:t>
+      </w:r>
+    </w:p>
+    <w:p>
+      <w:pPr>
+        <w:pStyle w:val="4"/>
+      </w:pPr>
+      <w:r>
+        <w:rPr>
+          <w:rFonts w:hint="eastAsia"/>
+        </w:rPr>
+        <w:t>创建集合</w:t>
+      </w:r>
+    </w:p>
+    <w:p>
+      <w:r>
+        <w:rPr>
+          <w:rFonts w:hint="eastAsia"/>
+        </w:rPr>
+        <w:t>要把索引定义</w:t>
+      </w:r>
+      <w:r>
+        <w:t>带下来</w:t>
+      </w:r>
+      <w:r>
+        <w:t>。</w:t>
+      </w:r>
+    </w:p>
+    <w:p>
+      <w:pPr>
+        <w:pStyle w:val="4"/>
+      </w:pPr>
+      <w:r>
+        <w:rPr>
+          <w:rFonts w:hint="eastAsia"/>
+        </w:rPr>
+        <w:t>l</w:t>
+      </w:r>
+      <w:r>
+        <w:t>oadCS</w:t>
+      </w:r>
+    </w:p>
+    <w:p>
+      <w:r>
+        <w:rPr>
+          <w:rFonts w:hint="eastAsia"/>
+        </w:rPr>
+        <w:t>d</w:t>
+      </w:r>
+      <w:r>
+        <w:t>ata.loadCS()</w:t>
+      </w:r>
+      <w:r>
+        <w:t>要把索引</w:t>
+      </w:r>
+      <w:r>
+        <w:t>ID</w:t>
+      </w:r>
+      <w:r>
+        <w:t>设为</w:t>
+      </w:r>
+      <w:r>
+        <w:t>0xFFFFFFFE</w:t>
+      </w:r>
+    </w:p>
+    <w:p>
+      <w:r>
+        <w:t>coord.loadCS(</w:t>
+      </w:r>
+      <w:r>
+        <w:rPr>
+          <w:rFonts w:hint="eastAsia"/>
+        </w:rPr>
+        <w:t>)</w:t>
+      </w:r>
+      <w:r>
+        <w:t>要把索引</w:t>
+      </w:r>
+      <w:r>
+        <w:t>ID</w:t>
+      </w:r>
+      <w:r>
+        <w:t>设为编目上的索引</w:t>
+      </w:r>
+      <w:r>
+        <w:t>ID</w:t>
+      </w:r>
+      <w:r>
+        <w:t>。</w:t>
+      </w:r>
+    </w:p>
+    <w:p/>
+    <w:p>
+      <w:r>
+        <w:t>coord</w:t>
+      </w:r>
+      <w:r>
+        <w:rPr>
+          <w:rFonts w:hint="eastAsia"/>
+        </w:rPr>
+        <w:t>.loadCS()</w:t>
+      </w:r>
+      <w:r>
+        <w:rPr>
+          <w:rFonts w:hint="eastAsia"/>
+        </w:rPr>
+        <w:t>的</w:t>
+      </w:r>
+      <w:r>
+        <w:t>用法：</w:t>
+      </w:r>
+      <w:r>
+        <w:rPr>
+          <w:rFonts w:hint="eastAsia"/>
+        </w:rPr>
+        <w:t>（元数据</w:t>
+      </w:r>
+      <w:r>
+        <w:t>要用户自己创建</w:t>
+      </w:r>
+      <w:r>
+        <w:rPr>
+          <w:rFonts w:hint="eastAsia"/>
+        </w:rPr>
+        <w:t>）</w:t>
+      </w:r>
+    </w:p>
+    <w:p>
+      <w:pPr>
+        <w:pStyle w:val="aa"/>
+        <w:numPr>
+          <w:ilvl w:val="0"/>
+          <w:numId w:val="37"/>
+        </w:numPr>
+        <w:ind w:firstLineChars="0"/>
+      </w:pPr>
+      <w:r>
+        <w:t>coord.createCS(‘foo’).createCL(‘bar’)</w:t>
+      </w:r>
+    </w:p>
+    <w:p>
+      <w:pPr>
+        <w:pStyle w:val="aa"/>
+        <w:numPr>
+          <w:ilvl w:val="0"/>
+          <w:numId w:val="37"/>
+        </w:numPr>
+        <w:ind w:firstLineChars="0"/>
+      </w:pPr>
+      <w:r>
+        <w:t>coord.createIndex(‘aIdx’,{a:1})</w:t>
+      </w:r>
+    </w:p>
+    <w:p>
+      <w:pPr>
+        <w:pStyle w:val="aa"/>
+        <w:numPr>
+          <w:ilvl w:val="0"/>
+          <w:numId w:val="37"/>
+        </w:numPr>
+        <w:ind w:firstLineChars="0"/>
+      </w:pPr>
+      <w:r>
+        <w:t>coord.unloadCS(‘foo’)</w:t>
+      </w:r>
+    </w:p>
+    <w:p>
+      <w:pPr>
+        <w:pStyle w:val="aa"/>
+        <w:numPr>
+          <w:ilvl w:val="0"/>
+          <w:numId w:val="37"/>
+        </w:numPr>
+        <w:ind w:firstLineChars="0"/>
+      </w:pPr>
+      <w:r>
+        <w:rPr>
+          <w:rFonts w:hint="eastAsia"/>
+        </w:rPr>
+        <w:t>删除</w:t>
+      </w:r>
+      <w:r>
+        <w:rPr>
+          <w:rFonts w:hint="eastAsia"/>
+        </w:rPr>
+        <w:t>foo</w:t>
+      </w:r>
+      <w:r>
+        <w:t>.1.data foo.1.idx</w:t>
+      </w:r>
+      <w:r>
+        <w:rPr>
+          <w:rFonts w:hint="eastAsia"/>
+        </w:rPr>
+        <w:t>，</w:t>
+      </w:r>
+      <w:r>
+        <w:t>拷贝</w:t>
+      </w:r>
+      <w:r>
+        <w:rPr>
+          <w:rFonts w:hint="eastAsia"/>
+        </w:rPr>
+        <w:t>之前</w:t>
+      </w:r>
+      <w:r>
+        <w:t>的</w:t>
+      </w:r>
+      <w:r>
+        <w:t>foo.1.data foo.1.idx</w:t>
+      </w:r>
+    </w:p>
+    <w:p>
+      <w:pPr>
+        <w:pStyle w:val="aa"/>
+        <w:numPr>
+          <w:ilvl w:val="0"/>
+          <w:numId w:val="37"/>
+        </w:numPr>
+        <w:ind w:firstLineChars="0"/>
+      </w:pPr>
+      <w:r>
+        <w:t>coord.loadCS(‘foo’)</w:t>
+      </w:r>
+      <w:r>
+        <w:t xml:space="preserve">     </w:t>
+      </w:r>
+      <w:r>
+        <w:rPr>
+          <w:rFonts w:hint="eastAsia"/>
+          <w:color w:val="FF0000"/>
+        </w:rPr>
+        <w:t>编目如果</w:t>
+      </w:r>
+      <w:r>
+        <w:rPr>
+          <w:color w:val="FF0000"/>
+        </w:rPr>
+        <w:t>有，</w:t>
+      </w:r>
+      <w:r>
+        <w:rPr>
+          <w:rFonts w:hint="eastAsia"/>
+          <w:color w:val="FF0000"/>
+        </w:rPr>
+        <w:t>就</w:t>
+      </w:r>
+      <w:r>
+        <w:rPr>
+          <w:color w:val="FF0000"/>
+        </w:rPr>
+        <w:t>改</w:t>
+      </w:r>
+      <w:r>
+        <w:rPr>
+          <w:rFonts w:hint="eastAsia"/>
+          <w:color w:val="FF0000"/>
+        </w:rPr>
+        <w:t>成编目</w:t>
+      </w:r>
+      <w:r>
+        <w:rPr>
+          <w:color w:val="FF0000"/>
+        </w:rPr>
+        <w:t>的</w:t>
+      </w:r>
+      <w:r>
+        <w:rPr>
+          <w:color w:val="FF0000"/>
+        </w:rPr>
+        <w:t>id</w:t>
+      </w:r>
+      <w:r>
+        <w:rPr>
+          <w:rFonts w:hint="eastAsia"/>
+          <w:color w:val="FF0000"/>
+        </w:rPr>
+        <w:t>。</w:t>
+      </w:r>
+      <w:r>
+        <w:rPr>
+          <w:color w:val="FF0000"/>
+        </w:rPr>
+        <w:t>如果没有，</w:t>
+      </w:r>
+      <w:r>
+        <w:rPr>
+          <w:rFonts w:hint="eastAsia"/>
+          <w:color w:val="FF0000"/>
+        </w:rPr>
+        <w:t>就</w:t>
+      </w:r>
+      <w:r>
+        <w:rPr>
+          <w:color w:val="FF0000"/>
+        </w:rPr>
+        <w:t>用本地的规则生成。</w:t>
+      </w:r>
+    </w:p>
+    <w:p>
+      <w:pPr>
+        <w:pStyle w:val="4"/>
+      </w:pPr>
+      <w:r>
+        <w:rPr>
+          <w:rFonts w:hint="eastAsia"/>
+        </w:rPr>
+        <w:t>创建</w:t>
+      </w:r>
+      <w:r>
+        <w:t>索引</w:t>
+      </w:r>
+    </w:p>
+    <w:p>
+      <w:pPr>
+        <w:ind w:left="0" w:firstLine="357"/>
+      </w:pPr>
+      <w:r>
+        <w:rPr>
+          <w:rFonts w:hint="eastAsia"/>
+        </w:rPr>
+        <w:t>编目</w:t>
+      </w:r>
+      <w:r>
+        <w:t>节点：</w:t>
+      </w:r>
+      <w:r>
+        <w:rPr>
+          <w:rFonts w:hint="eastAsia"/>
+        </w:rPr>
+        <w:t>当</w:t>
+      </w:r>
+      <w:r>
+        <w:t>数据量较大时，创建索引</w:t>
+      </w:r>
+      <w:r>
+        <w:rPr>
+          <w:rFonts w:hint="eastAsia"/>
+        </w:rPr>
+        <w:t>耗时</w:t>
+      </w:r>
+      <w:r>
+        <w:t>会很长，所以编目节点上只能加短锁。</w:t>
+      </w:r>
+      <w:r>
+        <w:rPr>
+          <w:rFonts w:hint="eastAsia"/>
+        </w:rPr>
+        <w:t>execute</w:t>
+      </w:r>
+      <w:r>
+        <w:t>Internal</w:t>
+      </w:r>
+      <w:r>
+        <w:rPr>
+          <w:rFonts w:hint="eastAsia"/>
+        </w:rPr>
+        <w:t>阶段需要把</w:t>
+      </w:r>
+      <w:r>
+        <w:t>索引信息写入编目，</w:t>
+      </w:r>
+      <w:r>
+        <w:rPr>
+          <w:rFonts w:hint="eastAsia"/>
+        </w:rPr>
+        <w:t>数据</w:t>
+      </w:r>
+      <w:r>
+        <w:t>节点失败需要</w:t>
+      </w:r>
+      <w:commentRangeStart w:id="6"/>
+      <w:r>
+        <w:rPr>
+          <w:rFonts w:hint="eastAsia"/>
+        </w:rPr>
+        <w:t>回滚</w:t>
+      </w:r>
+      <w:r>
+        <w:rPr>
+          <w:rFonts w:hint="eastAsia"/>
+        </w:rPr>
+        <w:t>编目</w:t>
+      </w:r>
+      <w:commentRangeEnd w:id="6"/>
+      <w:r>
+        <w:rPr>
+          <w:rStyle w:val="af0"/>
+        </w:rPr>
+        <w:commentReference w:id="6"/>
+      </w:r>
+      <w:r>
+        <w:t>。</w:t>
+      </w:r>
+    </w:p>
+    <w:p>
+      <w:pPr>
+        <w:ind w:left="0" w:firstLine="357"/>
+      </w:pPr>
+      <w:r>
+        <w:rPr>
+          <w:rFonts w:hint="eastAsia"/>
+        </w:rPr>
+        <w:t>数据</w:t>
+      </w:r>
+      <w:r>
+        <w:t>节点：</w:t>
+      </w:r>
+      <w:r>
+        <w:rPr>
+          <w:rFonts w:hint="eastAsia"/>
+        </w:rPr>
+        <w:t>创建</w:t>
+      </w:r>
+      <w:r>
+        <w:t>索引，除了检验</w:t>
+      </w:r>
+      <w:r>
+        <w:rPr>
+          <w:rFonts w:hint="eastAsia"/>
+        </w:rPr>
+        <w:t>名字</w:t>
+      </w:r>
+      <w:r>
+        <w:t>是否重复，还要校验</w:t>
+      </w:r>
+      <w:r>
+        <w:t>idxUniqueID</w:t>
+      </w:r>
+      <w:r>
+        <w:rPr>
+          <w:rFonts w:hint="eastAsia"/>
+        </w:rPr>
+        <w:t>是否</w:t>
+      </w:r>
+      <w:r>
+        <w:t>冲突，冲突需要</w:t>
+      </w:r>
+      <w:r>
+        <w:rPr>
+          <w:rFonts w:hint="eastAsia"/>
+        </w:rPr>
+        <w:t>报错</w:t>
+      </w:r>
+      <w:r>
+        <w:t>。</w:t>
+      </w:r>
+    </w:p>
+    <w:p>
+      <w:r>
+        <w:rPr>
+          <w:noProof/>
+        </w:rPr>
+        <w:lastRenderedPageBreak/>
+        <w:drawing>
+          <wp:inline distT="0" distB="0" distL="0" distR="0" wp14:anchorId="383A03BE" wp14:editId="24169FE3">
+            <wp:extent cx="5274310" cy="6177280"/>
+            <wp:effectExtent l="0" t="0" r="2540" b="0"/>
+            <wp:docPr id="2" name="图片 2"/>
+            <wp:cNvGraphicFramePr>
+              <a:graphicFrameLocks xmlns:a="http://schemas.openxmlformats.org/drawingml/2006/main" noChangeAspect="1"/>
+            </wp:cNvGraphicFramePr>
+            <a:graphic xmlns:a="http://schemas.openxmlformats.org/drawingml/2006/main">
+              <a:graphicData uri="http://schemas.openxmlformats.org/drawingml/2006/picture">
+                <pic:pic xmlns:pic="http://schemas.openxmlformats.org/drawingml/2006/picture">
+                  <pic:nvPicPr>
+                    <pic:cNvPr id="1" name=""/>
+                    <pic:cNvPicPr/>
+                  </pic:nvPicPr>
+                  <pic:blipFill>
+                    <a:blip r:embed="rId11"/>
+                    <a:stretch>
+                      <a:fillRect/>
+                    </a:stretch>
+                  </pic:blipFill>
+                  <pic:spPr>
+                    <a:xfrm>
+                      <a:off x="0" y="0"/>
+                      <a:ext cx="5274310" cy="6177280"/>
+                    </a:xfrm>
+                    <a:prstGeom prst="rect">
+                      <a:avLst/>
+                    </a:prstGeom>
+                  </pic:spPr>
+                </pic:pic>
+              </a:graphicData>
+            </a:graphic>
+          </wp:inline>
+        </w:drawing>
+      </w:r>
+    </w:p>
+    <w:p>
+      <w:pPr>
+        <w:pStyle w:val="4"/>
+      </w:pPr>
+      <w:r>
+        <w:rPr>
+          <w:rFonts w:hint="eastAsia"/>
+        </w:rPr>
+        <w:t>删除</w:t>
+      </w:r>
+      <w:r>
+        <w:t>索引</w:t>
+      </w:r>
+    </w:p>
+    <w:p>
+      <w:pPr>
+        <w:ind w:left="0"/>
+      </w:pPr>
+      <w:r>
+        <w:rPr>
+          <w:rFonts w:hint="eastAsia"/>
+        </w:rPr>
+        <w:t>不回滚</w:t>
+      </w:r>
+    </w:p>
+    <w:p>
+      <w:r>
+        <w:rPr>
+          <w:noProof/>
+        </w:rPr>
+        <w:lastRenderedPageBreak/>
+        <w:drawing>
+          <wp:inline distT="0" distB="0" distL="0" distR="0" wp14:anchorId="233D634B" wp14:editId="5523DF4D">
+            <wp:extent cx="5274310" cy="5527040"/>
+            <wp:effectExtent l="0" t="0" r="2540" b="0"/>
+            <wp:docPr id="3" name="图片 3"/>
+            <wp:cNvGraphicFramePr>
+              <a:graphicFrameLocks xmlns:a="http://schemas.openxmlformats.org/drawingml/2006/main" noChangeAspect="1"/>
+            </wp:cNvGraphicFramePr>
+            <a:graphic xmlns:a="http://schemas.openxmlformats.org/drawingml/2006/main">
+              <a:graphicData uri="http://schemas.openxmlformats.org/drawingml/2006/picture">
+                <pic:pic xmlns:pic="http://schemas.openxmlformats.org/drawingml/2006/picture">
+                  <pic:nvPicPr>
+                    <pic:cNvPr id="1" name=""/>
+                    <pic:cNvPicPr/>
+                  </pic:nvPicPr>
+                  <pic:blipFill>
+                    <a:blip r:embed="rId12"/>
+                    <a:stretch>
+                      <a:fillRect/>
+                    </a:stretch>
+                  </pic:blipFill>
+                  <pic:spPr>
+                    <a:xfrm>
+                      <a:off x="0" y="0"/>
                       <a:ext cx="5274310" cy="5527040"/>
                     </a:xfrm>
                     <a:prstGeom prst="rect">
@@ -3015,11 +3522,6 @@
       </w:r>
     </w:p>
     <w:p>
-      <w:pPr>
-        <w:rPr>
-          <w:rFonts w:hint="eastAsia"/>
-        </w:rPr>
-      </w:pPr>
       <w:r>
         <w:t>C</w:t>
       </w:r>
@@ -3589,6 +4091,10 @@
     <w:p>
       <w:pPr>
         <w:ind w:left="0" w:firstLine="357"/>
+        <w:rPr>
+          <w:rFonts w:hint="eastAsia"/>
+          <w:color w:val="FF0000"/>
+        </w:rPr>
       </w:pPr>
       <w:r>
         <w:rPr>
@@ -3607,6 +4113,32 @@
       </w:r>
       <w:r>
         <w:t>失败，编目上不会存储这条索引。</w:t>
+      </w:r>
+      <w:r>
+        <w:rPr>
+          <w:rFonts w:hint="eastAsia"/>
+          <w:color w:val="FF0000"/>
+        </w:rPr>
+        <w:t>失败</w:t>
+      </w:r>
+      <w:r>
+        <w:rPr>
+          <w:color w:val="FF0000"/>
+        </w:rPr>
+        <w:t>了</w:t>
+      </w:r>
+      <w:r>
+        <w:rPr>
+          <w:rFonts w:hint="eastAsia"/>
+          <w:color w:val="FF0000"/>
+        </w:rPr>
+        <w:t>继续</w:t>
+      </w:r>
+      <w:r>
+        <w:rPr>
+          <w:color w:val="FF0000"/>
+        </w:rPr>
+        <w:t>执行，如果无法执行加一个错误码</w:t>
       </w:r>
     </w:p>
     <w:p>
@@ -3629,7 +4161,21 @@
         <w:t>时</w:t>
       </w:r>
       <w:r>
-        <w:t>，自动创建主表的索引</w:t>
+        <w:t>，</w:t>
+      </w:r>
+      <w:commentRangeStart w:id="7"/>
+      <w:r>
+        <w:t>自动创建</w:t>
+      </w:r>
+      <w:commentRangeEnd w:id="7"/>
+      <w:r>
+        <w:rPr>
+          <w:rStyle w:val="af0"/>
+        </w:rPr>
+        <w:commentReference w:id="7"/>
+      </w:r>
+      <w:r>
+        <w:t>主表的索引</w:t>
       </w:r>
       <w:r>
         <w:t>bIdx</w:t>
@@ -3640,7 +4186,7 @@
           <w:i/>
           <w:color w:val="FF0000"/>
         </w:rPr>
-        <w:t>（是否</w:t>
+        <w:t>（</w:t>
       </w:r>
       <w:r>
         <w:rPr>
@@ -4062,6 +4608,7 @@
               <w:ind w:left="0"/>
             </w:pPr>
             <w:r>
+              <w:lastRenderedPageBreak/>
               <w:t xml:space="preserve">         dmsExtentID       _indexLID ;</w:t>
             </w:r>
           </w:p>
@@ -4070,7 +4617,6 @@
               <w:ind w:left="0"/>
             </w:pPr>
             <w:r>
-              <w:lastRenderedPageBreak/>
               <w:t xml:space="preserve">         BSONObj           _keyPattern ;</w:t>
             </w:r>
           </w:p>
@@ -6360,6 +6906,284 @@
     </w:sectPr>
   </w:body>
 </w:document>
+</file>
+
+<file path=word/comments.xml><?xml version="1.0" encoding="utf-8"?>
+<w:comments xmlns:wpc="http://schemas.microsoft.com/office/word/2010/wordprocessingCanvas" xmlns:cx="http://schemas.microsoft.com/office/drawing/2014/chartex" xmlns:mc="http://schemas.openxmlformats.org/markup-compatibility/2006" xmlns:o="urn:schemas-microsoft-com:office:office" xmlns:r="http://schemas.openxmlformats.org/officeDocument/2006/relationships" xmlns:m="http://schemas.openxmlformats.org/officeDocument/2006/math" xmlns:v="urn:schemas-microsoft-com:vml" xmlns:wp14="http://schemas.microsoft.com/office/word/2010/wordprocessingDrawing" xmlns:wp="http://schemas.openxmlformats.org/drawingml/2006/wordprocessingDrawing" xmlns:w10="urn:schemas-microsoft-com:office:word" xmlns:w="http://schemas.openxmlformats.org/wordprocessingml/2006/main" xmlns:w14="http://schemas.microsoft.com/office/word/2010/wordml" xmlns:w15="http://schemas.microsoft.com/office/word/2012/wordml" xmlns:w16se="http://schemas.microsoft.com/office/word/2015/wordml/symex" xmlns:wpg="http://schemas.microsoft.com/office/word/2010/wordprocessingGroup" xmlns:wpi="http://schemas.microsoft.com/office/word/2010/wordprocessingInk" xmlns:wne="http://schemas.microsoft.com/office/word/2006/wordml" xmlns:wps="http://schemas.microsoft.com/office/word/2010/wordprocessingShape" mc:Ignorable="w14 w15 w16se wp14">
+  <w:comment w:id="0" w:author="yuting" w:date="2019-06-14T17:06:00Z" w:initials="yt">
+    <w:p>
+      <w:pPr>
+        <w:pStyle w:val="af1"/>
+        <w:rPr>
+          <w:rFonts w:hint="eastAsia"/>
+        </w:rPr>
+      </w:pPr>
+      <w:r>
+        <w:rPr>
+          <w:rStyle w:val="af0"/>
+        </w:rPr>
+        <w:annotationRef/>
+      </w:r>
+      <w:r>
+        <w:rPr>
+          <w:rFonts w:hint="eastAsia"/>
+        </w:rPr>
+        <w:t>在</w:t>
+      </w:r>
+      <w:r>
+        <w:t>以后修复为</w:t>
+      </w:r>
+      <w:r>
+        <w:t>catalog</w:t>
+      </w:r>
+      <w:r>
+        <w:t>的</w:t>
+      </w:r>
+      <w:r>
+        <w:t>ID</w:t>
+      </w:r>
+    </w:p>
+  </w:comment>
+  <w:comment w:id="1" w:author="yuting" w:date="2019-06-14T17:11:00Z" w:initials="yt">
+    <w:p>
+      <w:pPr>
+        <w:pStyle w:val="af1"/>
+        <w:rPr>
+          <w:rFonts w:hint="eastAsia"/>
+        </w:rPr>
+      </w:pPr>
+      <w:r>
+        <w:rPr>
+          <w:rStyle w:val="af0"/>
+        </w:rPr>
+        <w:annotationRef/>
+      </w:r>
+      <w:r>
+        <w:rPr>
+          <w:rFonts w:hint="eastAsia"/>
+        </w:rPr>
+        <w:t>跟</w:t>
+      </w:r>
+      <w:r>
+        <w:t>普通集合一样，都在编目生成</w:t>
+      </w:r>
+    </w:p>
+  </w:comment>
+  <w:comment w:id="2" w:author="yuting" w:date="2019-06-14T17:25:00Z" w:initials="yt">
+    <w:p>
+      <w:pPr>
+        <w:pStyle w:val="af1"/>
+        <w:rPr>
+          <w:rFonts w:hint="eastAsia"/>
+        </w:rPr>
+      </w:pPr>
+      <w:r>
+        <w:rPr>
+          <w:rStyle w:val="af0"/>
+        </w:rPr>
+        <w:annotationRef/>
+      </w:r>
+      <w:r>
+        <w:rPr>
+          <w:rFonts w:hint="eastAsia"/>
+        </w:rPr>
+        <w:t>主表下面</w:t>
+      </w:r>
+      <w:r>
+        <w:t>挂载几万个子表</w:t>
+      </w:r>
+      <w:r>
+        <w:rPr>
+          <w:rFonts w:hint="eastAsia"/>
+        </w:rPr>
+        <w:t>，</w:t>
+      </w:r>
+      <w:r>
+        <w:t>性能</w:t>
+      </w:r>
+      <w:r>
+        <w:rPr>
+          <w:rFonts w:hint="eastAsia"/>
+        </w:rPr>
+        <w:t>？</w:t>
+      </w:r>
+      <w:r>
+        <w:t>？</w:t>
+      </w:r>
+    </w:p>
+  </w:comment>
+  <w:comment w:id="3" w:author="yuting" w:date="2019-06-14T17:15:00Z" w:initials="yt">
+    <w:p>
+      <w:pPr>
+        <w:pStyle w:val="af1"/>
+        <w:rPr>
+          <w:rFonts w:hint="eastAsia"/>
+        </w:rPr>
+      </w:pPr>
+      <w:r>
+        <w:rPr>
+          <w:rStyle w:val="af0"/>
+        </w:rPr>
+        <w:annotationRef/>
+      </w:r>
+      <w:r>
+        <w:rPr>
+          <w:rFonts w:hint="eastAsia"/>
+        </w:rPr>
+        <w:t>删除</w:t>
+      </w:r>
+      <w:r>
+        <w:t>集合</w:t>
+      </w:r>
+      <w:r>
+        <w:rPr>
+          <w:rFonts w:hint="eastAsia"/>
+        </w:rPr>
+        <w:t>和</w:t>
+      </w:r>
+      <w:r>
+        <w:t>cs</w:t>
+      </w:r>
+      <w:r>
+        <w:rPr>
+          <w:rFonts w:hint="eastAsia"/>
+        </w:rPr>
+        <w:t>时</w:t>
+      </w:r>
+      <w:r>
+        <w:t>，</w:t>
+      </w:r>
+      <w:r>
+        <w:rPr>
+          <w:rFonts w:hint="eastAsia"/>
+        </w:rPr>
+        <w:t>要</w:t>
+      </w:r>
+      <w:r>
+        <w:t>清掉</w:t>
+      </w:r>
+    </w:p>
+  </w:comment>
+  <w:comment w:id="4" w:author="yuting" w:date="2019-06-14T17:28:00Z" w:initials="yt">
+    <w:p>
+      <w:pPr>
+        <w:pStyle w:val="af1"/>
+        <w:rPr>
+          <w:rFonts w:hint="eastAsia"/>
+        </w:rPr>
+      </w:pPr>
+      <w:r>
+        <w:rPr>
+          <w:rStyle w:val="af0"/>
+        </w:rPr>
+        <w:annotationRef/>
+      </w:r>
+      <w:r>
+        <w:rPr>
+          <w:rFonts w:hint="eastAsia"/>
+        </w:rPr>
+        <w:t>要按</w:t>
+      </w:r>
+      <w:r>
+        <w:t>定义删吗</w:t>
+      </w:r>
+    </w:p>
+  </w:comment>
+  <w:comment w:id="6" w:author="yuting" w:date="2019-06-14T18:36:00Z" w:initials="yt">
+    <w:p>
+      <w:pPr>
+        <w:pStyle w:val="af1"/>
+      </w:pPr>
+      <w:r>
+        <w:rPr>
+          <w:rStyle w:val="af0"/>
+        </w:rPr>
+        <w:annotationRef/>
+      </w:r>
+      <w:r>
+        <w:rPr>
+          <w:rFonts w:hint="eastAsia"/>
+        </w:rPr>
+        <w:t>有人</w:t>
+      </w:r>
+      <w:r>
+        <w:t>成功就不回滚</w:t>
+      </w:r>
+      <w:r>
+        <w:rPr>
+          <w:rFonts w:hint="eastAsia"/>
+        </w:rPr>
+        <w:t xml:space="preserve"> </w:t>
+      </w:r>
+      <w:r>
+        <w:t xml:space="preserve"> </w:t>
+      </w:r>
+    </w:p>
+    <w:p>
+      <w:pPr>
+        <w:pStyle w:val="af1"/>
+        <w:rPr>
+          <w:rFonts w:hint="eastAsia"/>
+        </w:rPr>
+      </w:pPr>
+      <w:r>
+        <w:rPr>
+          <w:rFonts w:hint="eastAsia"/>
+        </w:rPr>
+        <w:t>后台任务</w:t>
+      </w:r>
+      <w:r>
+        <w:t>的方式做索引</w:t>
+      </w:r>
+      <w:r>
+        <w:rPr>
+          <w:rFonts w:hint="eastAsia"/>
+        </w:rPr>
+        <w:t>，</w:t>
+      </w:r>
+      <w:r>
+        <w:t>能看创建索引的状态</w:t>
+      </w:r>
+    </w:p>
+  </w:comment>
+  <w:comment w:id="7" w:author="yuting" w:date="2019-06-14T17:22:00Z" w:initials="yt">
+    <w:p>
+      <w:pPr>
+        <w:pStyle w:val="af1"/>
+        <w:rPr>
+          <w:rFonts w:hint="eastAsia"/>
+        </w:rPr>
+      </w:pPr>
+      <w:r>
+        <w:rPr>
+          <w:rStyle w:val="af0"/>
+        </w:rPr>
+        <w:annotationRef/>
+      </w:r>
+      <w:r>
+        <w:rPr>
+          <w:rFonts w:hint="eastAsia"/>
+        </w:rPr>
+        <w:t>用户</w:t>
+      </w:r>
+      <w:r>
+        <w:t>要感知，加个参数？</w:t>
+      </w:r>
+    </w:p>
+  </w:comment>
+</w:comments>
+</file>
+
+<file path=word/commentsExtended.xml><?xml version="1.0" encoding="utf-8"?>
+<w15:commentsEx xmlns:wpc="http://schemas.microsoft.com/office/word/2010/wordprocessingCanvas" xmlns:cx="http://schemas.microsoft.com/office/drawing/2014/chartex" xmlns:mc="http://schemas.openxmlformats.org/markup-compatibility/2006" xmlns:o="urn:schemas-microsoft-com:office:office" xmlns:r="http://schemas.openxmlformats.org/officeDocument/2006/relationships" xmlns:m="http://schemas.openxmlformats.org/officeDocument/2006/math" xmlns:v="urn:schemas-microsoft-com:vml" xmlns:wp14="http://schemas.microsoft.com/office/word/2010/wordprocessingDrawing" xmlns:wp="http://schemas.openxmlformats.org/drawingml/2006/wordprocessingDrawing" xmlns:w10="urn:schemas-microsoft-com:office:word" xmlns:w="http://schemas.openxmlformats.org/wordprocessingml/2006/main" xmlns:w14="http://schemas.microsoft.com/office/word/2010/wordml" xmlns:w15="http://schemas.microsoft.com/office/word/2012/wordml" xmlns:w16se="http://schemas.microsoft.com/office/word/2015/wordml/symex" xmlns:wpg="http://schemas.microsoft.com/office/word/2010/wordprocessingGroup" xmlns:wpi="http://schemas.microsoft.com/office/word/2010/wordprocessingInk" xmlns:wne="http://schemas.microsoft.com/office/word/2006/wordml" xmlns:wps="http://schemas.microsoft.com/office/word/2010/wordprocessingShape" mc:Ignorable="w14 w15 w16se wp14">
+  <w15:commentEx w15:paraId="06585870" w15:done="0"/>
+  <w15:commentEx w15:paraId="769F4B95" w15:done="0"/>
+  <w15:commentEx w15:paraId="33104AC1" w15:done="0"/>
+  <w15:commentEx w15:paraId="253C8D50" w15:done="0"/>
+  <w15:commentEx w15:paraId="6131F8D0" w15:done="0"/>
+  <w15:commentEx w15:paraId="35D09B9D" w15:done="0"/>
+  <w15:commentEx w15:paraId="5D04DBA1" w15:done="0"/>
+</w15:commentsEx>
 </file>
 
 <file path=word/endnotes.xml><?xml version="1.0" encoding="utf-8"?>
@@ -9703,6 +10527,14 @@
   </w:num>
   <w:numIdMacAtCleanup w:val="10"/>
 </w:numbering>
+</file>
+
+<file path=word/people.xml><?xml version="1.0" encoding="utf-8"?>
+<w15:people xmlns:wpc="http://schemas.microsoft.com/office/word/2010/wordprocessingCanvas" xmlns:cx="http://schemas.microsoft.com/office/drawing/2014/chartex" xmlns:mc="http://schemas.openxmlformats.org/markup-compatibility/2006" xmlns:o="urn:schemas-microsoft-com:office:office" xmlns:r="http://schemas.openxmlformats.org/officeDocument/2006/relationships" xmlns:m="http://schemas.openxmlformats.org/officeDocument/2006/math" xmlns:v="urn:schemas-microsoft-com:vml" xmlns:wp14="http://schemas.microsoft.com/office/word/2010/wordprocessingDrawing" xmlns:wp="http://schemas.openxmlformats.org/drawingml/2006/wordprocessingDrawing" xmlns:w10="urn:schemas-microsoft-com:office:word" xmlns:w="http://schemas.openxmlformats.org/wordprocessingml/2006/main" xmlns:w14="http://schemas.microsoft.com/office/word/2010/wordml" xmlns:w15="http://schemas.microsoft.com/office/word/2012/wordml" xmlns:w16se="http://schemas.microsoft.com/office/word/2015/wordml/symex" xmlns:wpg="http://schemas.microsoft.com/office/word/2010/wordprocessingGroup" xmlns:wpi="http://schemas.microsoft.com/office/word/2010/wordprocessingInk" xmlns:wne="http://schemas.microsoft.com/office/word/2006/wordml" xmlns:wps="http://schemas.microsoft.com/office/word/2010/wordprocessingShape" mc:Ignorable="w14 w15 w16se wp14">
+  <w15:person w15:author="yuting">
+    <w15:presenceInfo w15:providerId="None" w15:userId="yuting"/>
+  </w15:person>
+</w15:people>
 </file>
 
 <file path=word/styles.xml><?xml version="1.0" encoding="utf-8"?>
@@ -10934,7 +11766,7 @@
 </file>
 
 <file path=customXml/itemProps1.xml><?xml version="1.0" encoding="utf-8"?>
-<ds:datastoreItem xmlns:ds="http://schemas.openxmlformats.org/officeDocument/2006/customXml" ds:itemID="{E4A08F05-B51E-4B88-8267-FA0AFB5A173E}">
+<ds:datastoreItem xmlns:ds="http://schemas.openxmlformats.org/officeDocument/2006/customXml" ds:itemID="{F88FA9A8-44B4-4D9C-A5C8-D88B11648DE4}">
   <ds:schemaRefs>
     <ds:schemaRef ds:uri="http://schemas.openxmlformats.org/officeDocument/2006/bibliography"/>
   </ds:schemaRefs>
